--- a/flow/20230914_vu_template/01-Октоїх/Глас_4/4-НД-.docx
+++ b/flow/20230914_vu_template/01-Октоїх/Глас_4/4-НД-.docx
@@ -6106,11 +6106,6 @@
     </w:p>
     <w:p>
       <w:pPr>
-        <w:spacing w:after="120"/>
-      </w:pPr>
-    </w:p>
-    <w:p>
-      <w:pPr>
         <w:pStyle w:val="Heading3"/>
         <w:spacing w:after="120"/>
         <w:jc w:val="center"/>
@@ -6128,7 +6123,6 @@
     <w:p>
       <w:pPr>
         <w:spacing w:after="120"/>
-        <w:jc w:val="both"/>
       </w:pPr>
       <w:r>
         <w:rPr>
@@ -6137,26 +6131,43 @@
           <w:color w:val="FF0000"/>
           <w:sz w:val="24"/>
         </w:rPr>
-        <w:t xml:space="preserve">(г. 6): </w:t>
-      </w:r>
-      <w:r>
-        <w:rPr>
-          <w:rFonts w:ascii="Times New Roman" w:hAnsi="Times New Roman"/>
-          <w:sz w:val="24"/>
-        </w:rPr>
-        <w:t>Воскресіння твоє, Христе Спасе,* ангели оспівують на небесах,* і нас на землі сподоби чистим серцем* тебе співом прославляти.</w:t>
-      </w:r>
-    </w:p>
-    <w:p>
-      <w:pPr>
-        <w:spacing w:after="120"/>
-        <w:jc w:val="both"/>
-      </w:pPr>
-    </w:p>
-    <w:p>
-      <w:pPr>
-        <w:spacing w:after="120"/>
-        <w:jc w:val="both"/>
+        <w:t>(г. 6):</w:t>
+      </w:r>
+      <w:r>
+        <w:rPr>
+          <w:rFonts w:ascii="Times New Roman" w:hAnsi="Times New Roman"/>
+          <w:sz w:val="24"/>
+        </w:rPr>
+        <w:t xml:space="preserve"> </w:t>
+      </w:r>
+      <w:r>
+        <w:rPr>
+          <w:rFonts w:ascii="Times New Roman" w:hAnsi="Times New Roman"/>
+          <w:sz w:val="24"/>
+        </w:rPr>
+        <w:t>Воскресі́ння Твоє́, Хри́сте Спа́се,* а́нгели оспі́вують на небеса́х,* і нас на землі́ сподо́би чи́стим се́рцем* Тебе́ спі́вом прославля́ти.</w:t>
+      </w:r>
+    </w:p>
+    <w:p>
+      <w:pPr>
+        <w:spacing w:after="120"/>
+        <w:jc w:val="both"/>
+      </w:pPr>
+    </w:p>
+    <w:p>
+      <w:pPr>
+        <w:spacing w:after="120"/>
+        <w:jc w:val="both"/>
+      </w:pPr>
+      <w:r>
+        <w:rPr>
+          <w:rFonts w:ascii="Times New Roman" w:hAnsi="Times New Roman"/>
+        </w:rPr>
+      </w:r>
+    </w:p>
+    <w:p>
+      <w:pPr>
+        <w:spacing w:after="120"/>
       </w:pPr>
       <w:r>
         <w:rPr>
@@ -16799,11 +16810,6 @@
     </w:p>
     <w:p>
       <w:pPr>
-        <w:spacing w:after="120"/>
-      </w:pPr>
-    </w:p>
-    <w:p>
-      <w:pPr>
         <w:pStyle w:val="Heading3"/>
         <w:jc w:val="center"/>
       </w:pPr>
@@ -16836,196 +16842,7 @@
           <w:rFonts w:ascii="Times New Roman" w:hAnsi="Times New Roman"/>
           <w:sz w:val="24"/>
         </w:rPr>
-        <w:t xml:space="preserve"> </w:t>
-      </w:r>
-      <w:r>
-        <w:rPr>
-          <w:rFonts w:ascii="Times New Roman" w:hAnsi="Times New Roman"/>
-          <w:sz w:val="24"/>
-        </w:rPr>
-        <w:t>Воскресі́ння</w:t>
-      </w:r>
-      <w:r>
-        <w:rPr>
-          <w:rFonts w:ascii="Times New Roman" w:hAnsi="Times New Roman"/>
-          <w:sz w:val="24"/>
-        </w:rPr>
-        <w:t xml:space="preserve"> </w:t>
-      </w:r>
-      <w:r>
-        <w:rPr>
-          <w:rFonts w:ascii="Times New Roman" w:hAnsi="Times New Roman"/>
-          <w:sz w:val="24"/>
-        </w:rPr>
-        <w:t>Твоє</w:t>
-      </w:r>
-      <w:r>
-        <w:rPr>
-          <w:rFonts w:ascii="Times New Roman" w:hAnsi="Times New Roman"/>
-          <w:sz w:val="24"/>
-        </w:rPr>
-        <w:t xml:space="preserve">́, </w:t>
-      </w:r>
-      <w:r>
-        <w:rPr>
-          <w:rFonts w:ascii="Times New Roman" w:hAnsi="Times New Roman"/>
-          <w:sz w:val="24"/>
-        </w:rPr>
-        <w:t>Хри́сте</w:t>
-      </w:r>
-      <w:r>
-        <w:rPr>
-          <w:rFonts w:ascii="Times New Roman" w:hAnsi="Times New Roman"/>
-          <w:sz w:val="24"/>
-        </w:rPr>
-        <w:t xml:space="preserve"> </w:t>
-      </w:r>
-      <w:r>
-        <w:rPr>
-          <w:rFonts w:ascii="Times New Roman" w:hAnsi="Times New Roman"/>
-          <w:sz w:val="24"/>
-        </w:rPr>
-        <w:t>Спа́се</w:t>
-      </w:r>
-      <w:r>
-        <w:rPr>
-          <w:rFonts w:ascii="Times New Roman" w:hAnsi="Times New Roman"/>
-          <w:sz w:val="24"/>
-        </w:rPr>
-        <w:t>,*</w:t>
-      </w:r>
-      <w:r>
-        <w:rPr>
-          <w:rFonts w:ascii="Times New Roman" w:hAnsi="Times New Roman"/>
-          <w:sz w:val="24"/>
-        </w:rPr>
-        <w:t xml:space="preserve"> </w:t>
-      </w:r>
-      <w:r>
-        <w:rPr>
-          <w:rFonts w:ascii="Times New Roman" w:hAnsi="Times New Roman"/>
-          <w:sz w:val="24"/>
-        </w:rPr>
-        <w:t>а́нгели</w:t>
-      </w:r>
-      <w:r>
-        <w:rPr>
-          <w:rFonts w:ascii="Times New Roman" w:hAnsi="Times New Roman"/>
-          <w:sz w:val="24"/>
-        </w:rPr>
-        <w:t xml:space="preserve"> </w:t>
-      </w:r>
-      <w:r>
-        <w:rPr>
-          <w:rFonts w:ascii="Times New Roman" w:hAnsi="Times New Roman"/>
-          <w:sz w:val="24"/>
-        </w:rPr>
-        <w:t>оспі́вують</w:t>
-      </w:r>
-      <w:r>
-        <w:rPr>
-          <w:rFonts w:ascii="Times New Roman" w:hAnsi="Times New Roman"/>
-          <w:sz w:val="24"/>
-        </w:rPr>
-        <w:t xml:space="preserve"> на </w:t>
-      </w:r>
-      <w:r>
-        <w:rPr>
-          <w:rFonts w:ascii="Times New Roman" w:hAnsi="Times New Roman"/>
-          <w:sz w:val="24"/>
-        </w:rPr>
-        <w:t>небеса́х</w:t>
-      </w:r>
-      <w:r>
-        <w:rPr>
-          <w:rFonts w:ascii="Times New Roman" w:hAnsi="Times New Roman"/>
-          <w:sz w:val="24"/>
-        </w:rPr>
-        <w:t xml:space="preserve">,* і нас на </w:t>
-      </w:r>
-      <w:r>
-        <w:rPr>
-          <w:rFonts w:ascii="Times New Roman" w:hAnsi="Times New Roman"/>
-          <w:sz w:val="24"/>
-        </w:rPr>
-        <w:t>землі</w:t>
-      </w:r>
-      <w:r>
-        <w:rPr>
-          <w:rFonts w:ascii="Times New Roman" w:hAnsi="Times New Roman"/>
-          <w:sz w:val="24"/>
-        </w:rPr>
-        <w:t xml:space="preserve">́ </w:t>
-      </w:r>
-      <w:r>
-        <w:rPr>
-          <w:rFonts w:ascii="Times New Roman" w:hAnsi="Times New Roman"/>
-          <w:sz w:val="24"/>
-        </w:rPr>
-        <w:t>сподо́би</w:t>
-      </w:r>
-      <w:r>
-        <w:rPr>
-          <w:rFonts w:ascii="Times New Roman" w:hAnsi="Times New Roman"/>
-          <w:sz w:val="24"/>
-        </w:rPr>
-        <w:t xml:space="preserve"> </w:t>
-      </w:r>
-      <w:r>
-        <w:rPr>
-          <w:rFonts w:ascii="Times New Roman" w:hAnsi="Times New Roman"/>
-          <w:sz w:val="24"/>
-        </w:rPr>
-        <w:t>чи́стим</w:t>
-      </w:r>
-      <w:r>
-        <w:rPr>
-          <w:rFonts w:ascii="Times New Roman" w:hAnsi="Times New Roman"/>
-          <w:sz w:val="24"/>
-        </w:rPr>
-        <w:t xml:space="preserve"> </w:t>
-      </w:r>
-      <w:r>
-        <w:rPr>
-          <w:rFonts w:ascii="Times New Roman" w:hAnsi="Times New Roman"/>
-          <w:sz w:val="24"/>
-        </w:rPr>
-        <w:t>се́рцем</w:t>
-      </w:r>
-      <w:r>
-        <w:rPr>
-          <w:rFonts w:ascii="Times New Roman" w:hAnsi="Times New Roman"/>
-          <w:sz w:val="24"/>
-        </w:rPr>
-        <w:t xml:space="preserve">* Тебе́ </w:t>
-      </w:r>
-      <w:r>
-        <w:rPr>
-          <w:rFonts w:ascii="Times New Roman" w:hAnsi="Times New Roman"/>
-          <w:sz w:val="24"/>
-        </w:rPr>
-        <w:t>спі́вом</w:t>
-      </w:r>
-      <w:r>
-        <w:rPr>
-          <w:rFonts w:ascii="Times New Roman" w:hAnsi="Times New Roman"/>
-          <w:sz w:val="24"/>
-        </w:rPr>
-        <w:t xml:space="preserve"> </w:t>
-      </w:r>
-      <w:r>
-        <w:rPr>
-          <w:rFonts w:ascii="Times New Roman" w:hAnsi="Times New Roman"/>
-          <w:sz w:val="24"/>
-        </w:rPr>
-        <w:t>прославля́ти</w:t>
-      </w:r>
-      <w:r>
-        <w:rPr>
-          <w:rFonts w:ascii="Times New Roman" w:hAnsi="Times New Roman"/>
-          <w:sz w:val="24"/>
-        </w:rPr>
-        <w:t>.</w:t>
+        <w:t xml:space="preserve"> Воскресі́ння Твоє́, Хри́сте Спа́се,* а́нгели оспі́вують на небеса́х,* і нас на землі́ сподо́би чи́стим се́рцем* Тебе́ спі́вом прославля́ти.</w:t>
       </w:r>
     </w:p>
     <w:sectPr>

--- a/flow/20230914_vu_template/01-Октоїх/Глас_4/4-НД-.docx
+++ b/flow/20230914_vu_template/01-Октоїх/Глас_4/4-НД-.docx
@@ -834,20 +834,29 @@
           <w:color w:val="FF0000"/>
           <w:sz w:val="24"/>
         </w:rPr>
-        <w:t xml:space="preserve">Під час 103-го псалма Священник мовить перед св. дверми вечірні молитви. </w:t>
-      </w:r>
-    </w:p>
-    <w:p>
-      <w:pPr>
-        <w:spacing w:after="120"/>
-        <w:jc w:val="both"/>
-      </w:pPr>
-      <w:r>
-        <w:rPr>
-          <w:rFonts w:ascii="Times New Roman" w:hAnsi="Times New Roman"/>
+        <w:t>Під час 103-го псалма священник мовить перед св. дверми вечірні молитви</w:t>
+      </w:r>
+      <w:r>
+        <w:rPr>
+          <w:rFonts w:ascii="Times New Roman" w:hAnsi="Times New Roman"/>
+          <w:i/>
           <w:color w:val="FF0000"/>
           <w:sz w:val="24"/>
         </w:rPr>
+        <w:t>:</w:t>
+      </w:r>
+    </w:p>
+    <w:p>
+      <w:pPr>
+        <w:spacing w:after="120"/>
+        <w:jc w:val="both"/>
+      </w:pPr>
+      <w:r>
+        <w:rPr>
+          <w:rFonts w:ascii="Times New Roman" w:hAnsi="Times New Roman"/>
+          <w:color w:val="FF0000"/>
+          <w:sz w:val="24"/>
+        </w:rPr>
         <w:t>1.</w:t>
       </w:r>
       <w:r>
@@ -1587,441 +1596,433 @@
           <w:sz w:val="24"/>
           <w:u w:val="single"/>
         </w:rPr>
-        <w:t xml:space="preserve">[Господи щедрий і милосердний, довготерпеливий і многомилостивий! Вислухай молитви наші і зверни увагу на голос моління нашого і яви нам знак милости Твоєї, наведи нас на дорогу Твою, щоб ходили ми в Твоїй правді. Звесели серця наші, щоб ми боялись імення Твого святого, бо Ти великий і твориш чуда; Ти Бог єдиний і немає подібного Тобі між богами, </w:t>
-      </w:r>
+        <w:t>[Господи щедрий і милосердний, довготерпеливий і многомилостивий! Вислухай молитви наші і зверни увагу на голос моління нашого і яви нам знак милости Твоєї, наведи нас на дорогу Твою, щоб ходили ми в Твоїй правді. Звесели серця наші, щоб ми боялись імення Твого святого, бо Ти великий і твориш чуда; Ти Бог єдиний і немає подібного Тобі між богами, Господи. Ти сильний у милості і добрий у силі, аби допомагати й утішати, і спасати всіх, хто на ім'я Твоє святе уповає.]</w:t>
+      </w:r>
+    </w:p>
+    <w:p>
+      <w:pPr>
+        <w:spacing w:after="120"/>
+      </w:pPr>
+      <w:r>
+        <w:rPr>
+          <w:rFonts w:ascii="Times New Roman" w:hAnsi="Times New Roman"/>
+          <w:i/>
+          <w:color w:val="FF4400"/>
+          <w:sz w:val="24"/>
+        </w:rPr>
+        <w:t>Священник:</w:t>
+      </w:r>
+      <w:r>
+        <w:rPr>
+          <w:rFonts w:ascii="Times New Roman" w:hAnsi="Times New Roman"/>
+          <w:sz w:val="24"/>
+        </w:rPr>
+        <w:t xml:space="preserve"> Бо Тобі належить усяка слава, честь і поклоніння, Отцю, і Сину, і Святому Духові, нині, і повсякчас, і на віки віків.</w:t>
+      </w:r>
+    </w:p>
+    <w:p>
+      <w:pPr>
+        <w:spacing w:after="120"/>
+        <w:jc w:val="both"/>
+      </w:pPr>
+      <w:r>
+        <w:rPr>
+          <w:rFonts w:ascii="Times New Roman" w:hAnsi="Times New Roman"/>
+          <w:i/>
+          <w:color w:val="FF0000"/>
+          <w:sz w:val="24"/>
+        </w:rPr>
+        <w:t>Вірні:</w:t>
+      </w:r>
+      <w:r>
+        <w:rPr>
+          <w:rFonts w:ascii="Times New Roman" w:hAnsi="Times New Roman"/>
+          <w:color w:val="FF0000"/>
+          <w:sz w:val="24"/>
+        </w:rPr>
+        <w:t xml:space="preserve"> </w:t>
+      </w:r>
+      <w:r>
+        <w:rPr>
+          <w:rFonts w:ascii="Times New Roman" w:hAnsi="Times New Roman"/>
+          <w:sz w:val="24"/>
+        </w:rPr>
+        <w:t>Амінь.</w:t>
+      </w:r>
+    </w:p>
+    <w:p>
+      <w:pPr>
+        <w:spacing w:after="120"/>
+        <w:jc w:val="both"/>
+      </w:pPr>
+    </w:p>
+    <w:p>
+      <w:pPr>
+        <w:pStyle w:val="Heading3"/>
+        <w:spacing w:after="120"/>
+        <w:jc w:val="center"/>
+      </w:pPr>
+      <w:r>
+        <w:rPr>
+          <w:rFonts w:ascii="Times New Roman" w:hAnsi="Times New Roman"/>
+          <w:b/>
+          <w:i/>
+          <w:color w:val="FF0000"/>
+        </w:rPr>
+        <w:t>Блажен муж</w:t>
+      </w:r>
+    </w:p>
+    <w:p>
+      <w:pPr>
+        <w:spacing w:after="120"/>
+      </w:pPr>
+      <w:r>
+        <w:rPr>
+          <w:rFonts w:ascii="Times New Roman" w:hAnsi="Times New Roman"/>
+          <w:sz w:val="24"/>
+        </w:rPr>
+        <w:t xml:space="preserve">Блаже́н муж, – Алилу́я, – що за ра́дою безбо́жних не хо́дить. </w:t>
+      </w:r>
+      <w:r>
+        <w:rPr>
+          <w:rFonts w:ascii="Times New Roman" w:hAnsi="Times New Roman"/>
+          <w:i/>
+          <w:color w:val="FF0000"/>
+          <w:sz w:val="24"/>
+        </w:rPr>
+        <w:t>(Пс. 1,1)</w:t>
+      </w:r>
+      <w:r>
+        <w:rPr>
+          <w:rFonts w:ascii="Times New Roman" w:hAnsi="Times New Roman"/>
+          <w:sz w:val="24"/>
+        </w:rPr>
+        <w:t xml:space="preserve"> Алилу́я, алилу́я, алилу́я.</w:t>
+      </w:r>
+    </w:p>
+    <w:p>
+      <w:pPr>
+        <w:spacing w:after="120"/>
+      </w:pPr>
+      <w:r>
+        <w:rPr>
+          <w:rFonts w:ascii="Times New Roman" w:hAnsi="Times New Roman"/>
+          <w:sz w:val="24"/>
+        </w:rPr>
+        <w:t xml:space="preserve">Бо Госпо́дь дба́є про путь пра́ведних, а путь безбо́жних заги́не. </w:t>
+      </w:r>
+      <w:r>
+        <w:rPr>
+          <w:rFonts w:ascii="Times New Roman" w:hAnsi="Times New Roman"/>
+          <w:i/>
+          <w:color w:val="FF0000"/>
+          <w:sz w:val="24"/>
+        </w:rPr>
+        <w:t>(Пс. 1,6)</w:t>
+      </w:r>
+      <w:r>
+        <w:rPr>
+          <w:rFonts w:ascii="Times New Roman" w:hAnsi="Times New Roman"/>
+          <w:sz w:val="24"/>
+        </w:rPr>
+        <w:t xml:space="preserve"> Алилу́я, алилу́я, алилу́я.</w:t>
+      </w:r>
+    </w:p>
+    <w:p>
+      <w:pPr>
+        <w:spacing w:after="120"/>
+      </w:pPr>
+      <w:r>
+        <w:rPr>
+          <w:rFonts w:ascii="Times New Roman" w:hAnsi="Times New Roman"/>
+          <w:sz w:val="24"/>
+        </w:rPr>
+        <w:t xml:space="preserve">Служі́те Го́сподеві в стра́сі і ра́дуйтеся у тремті́нні. </w:t>
+      </w:r>
+      <w:r>
+        <w:rPr>
+          <w:rFonts w:ascii="Times New Roman" w:hAnsi="Times New Roman"/>
+          <w:i/>
+          <w:color w:val="FF0000"/>
+          <w:sz w:val="24"/>
+        </w:rPr>
+        <w:t>(Пс. 2,11)</w:t>
+      </w:r>
+      <w:r>
+        <w:rPr>
+          <w:rFonts w:ascii="Times New Roman" w:hAnsi="Times New Roman"/>
+          <w:sz w:val="24"/>
+        </w:rPr>
+        <w:t xml:space="preserve"> Алилу́я, алилу́я, алилу́я.</w:t>
+      </w:r>
+    </w:p>
+    <w:p>
+      <w:pPr>
+        <w:spacing w:after="120"/>
+      </w:pPr>
+      <w:r>
+        <w:rPr>
+          <w:rFonts w:ascii="Times New Roman" w:hAnsi="Times New Roman"/>
+          <w:sz w:val="24"/>
+        </w:rPr>
+        <w:t xml:space="preserve">Блаже́нні всі, що на Ньо́го наді́ються. </w:t>
+      </w:r>
+      <w:r>
+        <w:rPr>
+          <w:rFonts w:ascii="Times New Roman" w:hAnsi="Times New Roman"/>
+          <w:i/>
+          <w:color w:val="FF0000"/>
+          <w:sz w:val="24"/>
+        </w:rPr>
+        <w:t>(Пс. 2,12)</w:t>
+      </w:r>
+      <w:r>
+        <w:rPr>
+          <w:rFonts w:ascii="Times New Roman" w:hAnsi="Times New Roman"/>
+          <w:sz w:val="24"/>
+        </w:rPr>
+        <w:t xml:space="preserve"> Алилу́я, алилу́я, алилу́я.</w:t>
+      </w:r>
+    </w:p>
+    <w:p>
+      <w:pPr>
+        <w:spacing w:after="120"/>
+      </w:pPr>
+      <w:r>
+        <w:rPr>
+          <w:rFonts w:ascii="Times New Roman" w:hAnsi="Times New Roman"/>
+          <w:sz w:val="24"/>
+        </w:rPr>
+        <w:t xml:space="preserve">Воскре́сни, Го́споди, спаси́ мене́, мій Бо́же. </w:t>
+      </w:r>
+      <w:r>
+        <w:rPr>
+          <w:rFonts w:ascii="Times New Roman" w:hAnsi="Times New Roman"/>
+          <w:i/>
+          <w:color w:val="FF0000"/>
+          <w:sz w:val="24"/>
+        </w:rPr>
+        <w:t>(Пс. 3,8)</w:t>
+      </w:r>
+      <w:r>
+        <w:rPr>
+          <w:rFonts w:ascii="Times New Roman" w:hAnsi="Times New Roman"/>
+          <w:sz w:val="24"/>
+        </w:rPr>
+        <w:t xml:space="preserve"> Алилу́я, алилу́я, алилу́я.</w:t>
+      </w:r>
+    </w:p>
+    <w:p>
+      <w:pPr>
+        <w:spacing w:after="120"/>
+      </w:pPr>
+      <w:r>
+        <w:rPr>
+          <w:rFonts w:ascii="Times New Roman" w:hAnsi="Times New Roman"/>
+          <w:sz w:val="24"/>
+        </w:rPr>
+        <w:t xml:space="preserve">У Го́спода спасі́ння; і на Твій наро́д – благослове́ння Твоє́. </w:t>
+      </w:r>
+      <w:r>
+        <w:rPr>
+          <w:rFonts w:ascii="Times New Roman" w:hAnsi="Times New Roman"/>
+          <w:i/>
+          <w:color w:val="FF0000"/>
+          <w:sz w:val="24"/>
+        </w:rPr>
+        <w:t>(Пс. 3,9)</w:t>
+      </w:r>
+      <w:r>
+        <w:rPr>
+          <w:rFonts w:ascii="Times New Roman" w:hAnsi="Times New Roman"/>
+          <w:sz w:val="24"/>
+        </w:rPr>
+        <w:t xml:space="preserve"> Алилу́я, алилу́я, алилу́я.</w:t>
+      </w:r>
+    </w:p>
+    <w:p>
+      <w:pPr>
+        <w:spacing w:after="120"/>
+      </w:pPr>
+      <w:r>
+        <w:rPr>
+          <w:rFonts w:ascii="Times New Roman" w:hAnsi="Times New Roman"/>
+          <w:sz w:val="24"/>
+        </w:rPr>
+        <w:t>Сла́ва Отцю́, і Си́ну, і Свято́му Ду́хові. Алилу́я, алилу́я, алилу́я.</w:t>
+      </w:r>
+    </w:p>
+    <w:p>
+      <w:pPr>
+        <w:spacing w:after="120"/>
+      </w:pPr>
+      <w:r>
+        <w:rPr>
+          <w:rFonts w:ascii="Times New Roman" w:hAnsi="Times New Roman"/>
+          <w:sz w:val="24"/>
+        </w:rPr>
+        <w:t>І ни́ні, і повсякча́с, і на ві́ки вікі́в. Амі́нь. Алилу́я, алилу́я, алилу́я.</w:t>
+      </w:r>
+    </w:p>
+    <w:p>
+      <w:pPr>
+        <w:spacing w:after="120"/>
+      </w:pPr>
+      <w:r>
+        <w:rPr>
+          <w:rFonts w:ascii="Times New Roman" w:hAnsi="Times New Roman"/>
+          <w:sz w:val="24"/>
+        </w:rPr>
+        <w:t xml:space="preserve">Алилу́я, алилу́я, алилу́я, сла́ва Тобі́, Бо́же. </w:t>
+      </w:r>
+      <w:r>
+        <w:rPr>
+          <w:rFonts w:ascii="Times New Roman" w:hAnsi="Times New Roman"/>
+          <w:i/>
+          <w:color w:val="FF0000"/>
+          <w:sz w:val="24"/>
+        </w:rPr>
+        <w:t>(3 р.)</w:t>
+      </w:r>
+    </w:p>
+    <w:p>
+      <w:pPr>
+        <w:spacing w:after="120"/>
+        <w:jc w:val="both"/>
+      </w:pPr>
+    </w:p>
+    <w:p>
+      <w:pPr>
+        <w:pStyle w:val="Heading3"/>
+        <w:spacing w:after="120"/>
+        <w:jc w:val="center"/>
+      </w:pPr>
+      <w:r>
+        <w:rPr>
+          <w:rFonts w:ascii="Times New Roman" w:hAnsi="Times New Roman"/>
+          <w:b/>
+          <w:i/>
+          <w:color w:val="FF0000"/>
+        </w:rPr>
+        <w:t>Мала єктенія</w:t>
+      </w:r>
+    </w:p>
+    <w:p>
+      <w:pPr>
+        <w:spacing w:after="120"/>
+      </w:pPr>
+      <w:r>
+        <w:rPr>
+          <w:rFonts w:ascii="Times New Roman" w:hAnsi="Times New Roman"/>
+          <w:color w:val="000000"/>
+          <w:sz w:val="24"/>
+        </w:rPr>
+        <w:t>Ще і ще в мирі Господеві помолімся.</w:t>
+      </w:r>
+    </w:p>
+    <w:p>
+      <w:pPr>
+        <w:spacing w:after="120"/>
+      </w:pPr>
+      <w:r>
+        <w:rPr>
+          <w:rFonts w:ascii="Times New Roman" w:hAnsi="Times New Roman"/>
+          <w:i/>
+          <w:color w:val="FF4400"/>
+          <w:sz w:val="24"/>
+        </w:rPr>
+        <w:t>Вірні:</w:t>
+      </w:r>
+      <w:r>
+        <w:rPr>
+          <w:rFonts w:ascii="Times New Roman" w:hAnsi="Times New Roman"/>
+          <w:color w:val="000000"/>
+          <w:sz w:val="24"/>
+        </w:rPr>
+        <w:t xml:space="preserve"> Го́споди, поми́луй.</w:t>
+      </w:r>
+    </w:p>
+    <w:p>
+      <w:pPr>
+        <w:spacing w:after="120"/>
+      </w:pPr>
+      <w:r>
+        <w:rPr>
+          <w:rFonts w:ascii="Times New Roman" w:hAnsi="Times New Roman"/>
+          <w:sz w:val="24"/>
+        </w:rPr>
+        <w:t>Заступи, спаси, помилуй і охорони нас, Боже, Твоєю благодаттю</w:t>
+      </w:r>
+    </w:p>
+    <w:p>
+      <w:pPr>
+        <w:spacing w:after="120"/>
+      </w:pPr>
+      <w:r>
+        <w:rPr>
+          <w:rFonts w:ascii="Times New Roman" w:hAnsi="Times New Roman"/>
+          <w:i/>
+          <w:color w:val="FF4400"/>
+          <w:sz w:val="24"/>
+        </w:rPr>
+        <w:t>Вірні:</w:t>
+      </w:r>
+      <w:r>
+        <w:rPr>
+          <w:rFonts w:ascii="Times New Roman" w:hAnsi="Times New Roman"/>
+          <w:color w:val="000000"/>
+          <w:sz w:val="24"/>
+        </w:rPr>
+        <w:t xml:space="preserve"> Го́споди, поми́луй.</w:t>
+      </w:r>
+    </w:p>
+    <w:p>
+      <w:pPr>
+        <w:spacing w:after="120"/>
+      </w:pPr>
+      <w:r>
+        <w:rPr>
+          <w:rFonts w:ascii="Times New Roman" w:hAnsi="Times New Roman"/>
+          <w:color w:val="000000"/>
+          <w:sz w:val="24"/>
+        </w:rPr>
+        <w:t>Пресвяту, пречисту, преблагословенну, славну Владичицю нашу Богородицю і приснодіву Марію, з усіма святими пом’янувши, самих себе, і один одного, і все життя наше Христу Богові віддаймо.</w:t>
+      </w:r>
+    </w:p>
+    <w:p>
+      <w:pPr>
+        <w:spacing w:after="120"/>
+      </w:pPr>
+      <w:r>
+        <w:rPr>
+          <w:rFonts w:ascii="Times New Roman" w:hAnsi="Times New Roman"/>
+          <w:i/>
+          <w:color w:val="FF4400"/>
+          <w:sz w:val="24"/>
+        </w:rPr>
+        <w:t>Вірні:</w:t>
+      </w:r>
+      <w:r>
+        <w:rPr>
+          <w:rFonts w:ascii="Times New Roman" w:hAnsi="Times New Roman"/>
+          <w:color w:val="000000"/>
+          <w:sz w:val="24"/>
+        </w:rPr>
+        <w:t xml:space="preserve"> Тобі́, Го́споди.</w:t>
+      </w:r>
+    </w:p>
+    <w:p>
+      <w:pPr>
+        <w:spacing w:after="120"/>
+        <w:jc w:val="both"/>
+      </w:pPr>
       <w:r>
         <w:rPr>
           <w:rFonts w:ascii="Times New Roman" w:hAnsi="Times New Roman"/>
           <w:sz w:val="24"/>
           <w:u w:val="single"/>
         </w:rPr>
-        <w:t>Господи. Ти сильний у милості і добрий у силі, аби допомагати й утішати, і спасати всіх, хто на ім'я Твоє святе уповає.]</w:t>
-      </w:r>
-    </w:p>
-    <w:p>
-      <w:pPr>
-        <w:spacing w:after="120"/>
-      </w:pPr>
-      <w:r>
-        <w:rPr>
-          <w:rFonts w:ascii="Times New Roman" w:hAnsi="Times New Roman"/>
-          <w:i/>
-          <w:color w:val="FF4400"/>
-          <w:sz w:val="24"/>
-        </w:rPr>
-        <w:t>Священник:</w:t>
-      </w:r>
-      <w:r>
-        <w:rPr>
-          <w:rFonts w:ascii="Times New Roman" w:hAnsi="Times New Roman"/>
-          <w:sz w:val="24"/>
-        </w:rPr>
-        <w:t xml:space="preserve"> Бо Тобі належить усяка слава, честь і поклоніння, Отцю, і Сину, і Святому Духові, нині, і повсякчас, і на віки віків.</w:t>
-      </w:r>
-    </w:p>
-    <w:p>
-      <w:pPr>
-        <w:spacing w:after="120"/>
-        <w:jc w:val="both"/>
-      </w:pPr>
-      <w:r>
-        <w:rPr>
-          <w:rFonts w:ascii="Times New Roman" w:hAnsi="Times New Roman"/>
-          <w:i/>
-          <w:color w:val="FF0000"/>
-          <w:sz w:val="24"/>
-        </w:rPr>
-        <w:t>Вірні:</w:t>
-      </w:r>
-      <w:r>
-        <w:rPr>
-          <w:rFonts w:ascii="Times New Roman" w:hAnsi="Times New Roman"/>
-          <w:color w:val="FF0000"/>
-          <w:sz w:val="24"/>
-        </w:rPr>
-        <w:t xml:space="preserve"> </w:t>
-      </w:r>
-      <w:r>
-        <w:rPr>
-          <w:rFonts w:ascii="Times New Roman" w:hAnsi="Times New Roman"/>
-          <w:sz w:val="24"/>
-        </w:rPr>
-        <w:t>Амінь.</w:t>
-      </w:r>
-    </w:p>
-    <w:p>
-      <w:pPr>
-        <w:spacing w:after="120"/>
-        <w:jc w:val="both"/>
-      </w:pPr>
-    </w:p>
-    <w:p>
-      <w:pPr>
-        <w:pStyle w:val="Heading3"/>
-        <w:spacing w:after="120"/>
-        <w:jc w:val="center"/>
-      </w:pPr>
-      <w:r>
-        <w:rPr>
-          <w:rFonts w:ascii="Times New Roman" w:hAnsi="Times New Roman"/>
-          <w:b/>
-          <w:i/>
-          <w:color w:val="FF0000"/>
-        </w:rPr>
-        <w:t>Блажен муж</w:t>
-      </w:r>
-    </w:p>
-    <w:p>
-      <w:pPr>
-        <w:spacing w:after="120"/>
-      </w:pPr>
-      <w:r>
-        <w:rPr>
-          <w:rFonts w:ascii="Times New Roman" w:hAnsi="Times New Roman"/>
-          <w:sz w:val="24"/>
-        </w:rPr>
-        <w:t xml:space="preserve">Блаже́н муж, – Алилу́я, – що за ра́дою безбо́жних не хо́дить. </w:t>
-      </w:r>
-      <w:r>
-        <w:rPr>
-          <w:rFonts w:ascii="Times New Roman" w:hAnsi="Times New Roman"/>
-          <w:i/>
-          <w:color w:val="FF0000"/>
-          <w:sz w:val="24"/>
-        </w:rPr>
-        <w:t>(Пс. 1,1)</w:t>
-      </w:r>
-      <w:r>
-        <w:rPr>
-          <w:rFonts w:ascii="Times New Roman" w:hAnsi="Times New Roman"/>
-          <w:sz w:val="24"/>
-        </w:rPr>
-        <w:t xml:space="preserve"> Алилу́я, алилу́я, алилу́я.</w:t>
-      </w:r>
-    </w:p>
-    <w:p>
-      <w:pPr>
-        <w:spacing w:after="120"/>
-      </w:pPr>
-      <w:r>
-        <w:rPr>
-          <w:rFonts w:ascii="Times New Roman" w:hAnsi="Times New Roman"/>
-          <w:sz w:val="24"/>
-        </w:rPr>
-        <w:t xml:space="preserve">Бо Госпо́дь дба́є про путь пра́ведних, а путь безбо́жних заги́не. </w:t>
-      </w:r>
-      <w:r>
-        <w:rPr>
-          <w:rFonts w:ascii="Times New Roman" w:hAnsi="Times New Roman"/>
-          <w:i/>
-          <w:color w:val="FF0000"/>
-          <w:sz w:val="24"/>
-        </w:rPr>
-        <w:t>(Пс. 1,6)</w:t>
-      </w:r>
-      <w:r>
-        <w:rPr>
-          <w:rFonts w:ascii="Times New Roman" w:hAnsi="Times New Roman"/>
-          <w:sz w:val="24"/>
-        </w:rPr>
-        <w:t xml:space="preserve"> Алилу́я, алилу́я, алилу́я.</w:t>
-      </w:r>
-    </w:p>
-    <w:p>
-      <w:pPr>
-        <w:spacing w:after="120"/>
-      </w:pPr>
-      <w:r>
-        <w:rPr>
-          <w:rFonts w:ascii="Times New Roman" w:hAnsi="Times New Roman"/>
-          <w:sz w:val="24"/>
-        </w:rPr>
-        <w:t xml:space="preserve">Служі́те Го́сподеві в стра́сі і ра́дуйтеся у тремті́нні. </w:t>
-      </w:r>
-      <w:r>
-        <w:rPr>
-          <w:rFonts w:ascii="Times New Roman" w:hAnsi="Times New Roman"/>
-          <w:i/>
-          <w:color w:val="FF0000"/>
-          <w:sz w:val="24"/>
-        </w:rPr>
-        <w:t>(Пс. 2,11)</w:t>
-      </w:r>
-      <w:r>
-        <w:rPr>
-          <w:rFonts w:ascii="Times New Roman" w:hAnsi="Times New Roman"/>
-          <w:sz w:val="24"/>
-        </w:rPr>
-        <w:t xml:space="preserve"> Алилу́я, алилу́я, алилу́я.</w:t>
-      </w:r>
-    </w:p>
-    <w:p>
-      <w:pPr>
-        <w:spacing w:after="120"/>
-      </w:pPr>
-      <w:r>
-        <w:rPr>
-          <w:rFonts w:ascii="Times New Roman" w:hAnsi="Times New Roman"/>
-          <w:sz w:val="24"/>
-        </w:rPr>
-        <w:t xml:space="preserve">Блаже́нні всі, що на Ньо́го наді́ються. </w:t>
-      </w:r>
-      <w:r>
-        <w:rPr>
-          <w:rFonts w:ascii="Times New Roman" w:hAnsi="Times New Roman"/>
-          <w:i/>
-          <w:color w:val="FF0000"/>
-          <w:sz w:val="24"/>
-        </w:rPr>
-        <w:t>(Пс. 2,12)</w:t>
-      </w:r>
-      <w:r>
-        <w:rPr>
-          <w:rFonts w:ascii="Times New Roman" w:hAnsi="Times New Roman"/>
-          <w:sz w:val="24"/>
-        </w:rPr>
-        <w:t xml:space="preserve"> Алилу́я, алилу́я, алилу́я.</w:t>
-      </w:r>
-    </w:p>
-    <w:p>
-      <w:pPr>
-        <w:spacing w:after="120"/>
-      </w:pPr>
-      <w:r>
-        <w:rPr>
-          <w:rFonts w:ascii="Times New Roman" w:hAnsi="Times New Roman"/>
-          <w:sz w:val="24"/>
-        </w:rPr>
-        <w:t xml:space="preserve">Воскре́сни, Го́споди, спаси́ мене́, мій Бо́же. </w:t>
-      </w:r>
-      <w:r>
-        <w:rPr>
-          <w:rFonts w:ascii="Times New Roman" w:hAnsi="Times New Roman"/>
-          <w:i/>
-          <w:color w:val="FF0000"/>
-          <w:sz w:val="24"/>
-        </w:rPr>
-        <w:t>(Пс. 3,8)</w:t>
-      </w:r>
-      <w:r>
-        <w:rPr>
-          <w:rFonts w:ascii="Times New Roman" w:hAnsi="Times New Roman"/>
-          <w:sz w:val="24"/>
-        </w:rPr>
-        <w:t xml:space="preserve"> Алилу́я, алилу́я, алилу́я.</w:t>
-      </w:r>
-    </w:p>
-    <w:p>
-      <w:pPr>
-        <w:spacing w:after="120"/>
-      </w:pPr>
-      <w:r>
-        <w:rPr>
-          <w:rFonts w:ascii="Times New Roman" w:hAnsi="Times New Roman"/>
-          <w:sz w:val="24"/>
-        </w:rPr>
-        <w:t xml:space="preserve">У Го́спода спасі́ння; і на Твій наро́д – благослове́ння Твоє́. </w:t>
-      </w:r>
-      <w:r>
-        <w:rPr>
-          <w:rFonts w:ascii="Times New Roman" w:hAnsi="Times New Roman"/>
-          <w:i/>
-          <w:color w:val="FF0000"/>
-          <w:sz w:val="24"/>
-        </w:rPr>
-        <w:t>(Пс. 3,9)</w:t>
-      </w:r>
-      <w:r>
-        <w:rPr>
-          <w:rFonts w:ascii="Times New Roman" w:hAnsi="Times New Roman"/>
-          <w:sz w:val="24"/>
-        </w:rPr>
-        <w:t xml:space="preserve"> Алилу́я, алилу́я, алилу́я.</w:t>
-      </w:r>
-    </w:p>
-    <w:p>
-      <w:pPr>
-        <w:spacing w:after="120"/>
-      </w:pPr>
-      <w:r>
-        <w:rPr>
-          <w:rFonts w:ascii="Times New Roman" w:hAnsi="Times New Roman"/>
-          <w:sz w:val="24"/>
-        </w:rPr>
-        <w:t>Сла́ва Отцю́, і Си́ну, і Свято́му Ду́хові. Алилу́я, алилу́я, алилу́я.</w:t>
-      </w:r>
-    </w:p>
-    <w:p>
-      <w:pPr>
-        <w:spacing w:after="120"/>
-      </w:pPr>
-      <w:r>
-        <w:rPr>
-          <w:rFonts w:ascii="Times New Roman" w:hAnsi="Times New Roman"/>
-          <w:sz w:val="24"/>
-        </w:rPr>
-        <w:t>І ни́ні, і повсякча́с, і на ві́ки вікі́в. Амі́нь. Алилу́я, алилу́я, алилу́я.</w:t>
-      </w:r>
-    </w:p>
-    <w:p>
-      <w:pPr>
-        <w:spacing w:after="120"/>
-      </w:pPr>
-      <w:r>
-        <w:rPr>
-          <w:rFonts w:ascii="Times New Roman" w:hAnsi="Times New Roman"/>
-          <w:sz w:val="24"/>
-        </w:rPr>
-        <w:t xml:space="preserve">Алилу́я, алилу́я, алилу́я, сла́ва Тобі́, Бо́же. </w:t>
-      </w:r>
-      <w:r>
-        <w:rPr>
-          <w:rFonts w:ascii="Times New Roman" w:hAnsi="Times New Roman"/>
-          <w:i/>
-          <w:color w:val="FF0000"/>
-          <w:sz w:val="24"/>
-        </w:rPr>
-        <w:t>(3 р.)</w:t>
-      </w:r>
-    </w:p>
-    <w:p>
-      <w:pPr>
-        <w:spacing w:after="120"/>
-        <w:jc w:val="both"/>
-      </w:pPr>
-    </w:p>
-    <w:p>
-      <w:pPr>
-        <w:pStyle w:val="Heading3"/>
-        <w:spacing w:after="120"/>
-        <w:jc w:val="center"/>
-      </w:pPr>
-      <w:r>
-        <w:rPr>
-          <w:rFonts w:ascii="Times New Roman" w:hAnsi="Times New Roman"/>
-          <w:b/>
-          <w:i/>
-          <w:color w:val="FF0000"/>
-        </w:rPr>
-        <w:t>Мала єктенія</w:t>
-      </w:r>
-    </w:p>
-    <w:p>
-      <w:pPr>
-        <w:spacing w:after="120"/>
-      </w:pPr>
-      <w:r>
-        <w:rPr>
-          <w:rFonts w:ascii="Times New Roman" w:hAnsi="Times New Roman"/>
-          <w:color w:val="000000"/>
-          <w:sz w:val="24"/>
-        </w:rPr>
-        <w:t>Ще і ще в мирі Господеві помолімся.</w:t>
-      </w:r>
-    </w:p>
-    <w:p>
-      <w:pPr>
-        <w:spacing w:after="120"/>
-      </w:pPr>
-      <w:r>
-        <w:rPr>
-          <w:rFonts w:ascii="Times New Roman" w:hAnsi="Times New Roman"/>
-          <w:i/>
-          <w:color w:val="FF4400"/>
-          <w:sz w:val="24"/>
-        </w:rPr>
-        <w:t>Вірні:</w:t>
-      </w:r>
-      <w:r>
-        <w:rPr>
-          <w:rFonts w:ascii="Times New Roman" w:hAnsi="Times New Roman"/>
-          <w:color w:val="000000"/>
-          <w:sz w:val="24"/>
-        </w:rPr>
-        <w:t xml:space="preserve"> Го́споди, поми́луй.</w:t>
-      </w:r>
-    </w:p>
-    <w:p>
-      <w:pPr>
-        <w:spacing w:after="120"/>
-      </w:pPr>
-      <w:r>
-        <w:rPr>
-          <w:rFonts w:ascii="Times New Roman" w:hAnsi="Times New Roman"/>
-          <w:sz w:val="24"/>
-        </w:rPr>
-        <w:t>Заступи, спаси, помилуй і охорони нас, Боже, Твоєю благодаттю</w:t>
-      </w:r>
-    </w:p>
-    <w:p>
-      <w:pPr>
-        <w:spacing w:after="120"/>
-      </w:pPr>
-      <w:r>
-        <w:rPr>
-          <w:rFonts w:ascii="Times New Roman" w:hAnsi="Times New Roman"/>
-          <w:i/>
-          <w:color w:val="FF4400"/>
-          <w:sz w:val="24"/>
-        </w:rPr>
-        <w:t>Вірні:</w:t>
-      </w:r>
-      <w:r>
-        <w:rPr>
-          <w:rFonts w:ascii="Times New Roman" w:hAnsi="Times New Roman"/>
-          <w:color w:val="000000"/>
-          <w:sz w:val="24"/>
-        </w:rPr>
-        <w:t xml:space="preserve"> Го́споди, поми́луй.</w:t>
-      </w:r>
-    </w:p>
-    <w:p>
-      <w:pPr>
-        <w:spacing w:after="120"/>
-      </w:pPr>
-      <w:r>
-        <w:rPr>
-          <w:rFonts w:ascii="Times New Roman" w:hAnsi="Times New Roman"/>
-          <w:color w:val="000000"/>
-          <w:sz w:val="24"/>
-        </w:rPr>
-        <w:t>Пресвяту, пречисту, преблагословенну, славну Владичицю нашу Богородицю і приснодіву Марію, з усіма святими пом’янувши, самих себе, і один одного, і все життя наше Христу Богові віддаймо.</w:t>
-      </w:r>
-    </w:p>
-    <w:p>
-      <w:pPr>
-        <w:spacing w:after="120"/>
-      </w:pPr>
-      <w:r>
-        <w:rPr>
-          <w:rFonts w:ascii="Times New Roman" w:hAnsi="Times New Roman"/>
-          <w:i/>
-          <w:color w:val="FF4400"/>
-          <w:sz w:val="24"/>
-        </w:rPr>
-        <w:t>Вірні:</w:t>
-      </w:r>
-      <w:r>
-        <w:rPr>
-          <w:rFonts w:ascii="Times New Roman" w:hAnsi="Times New Roman"/>
-          <w:color w:val="000000"/>
-          <w:sz w:val="24"/>
-        </w:rPr>
-        <w:t xml:space="preserve"> Тобі́, Го́споди.</w:t>
-      </w:r>
-    </w:p>
-    <w:p>
-      <w:pPr>
-        <w:spacing w:after="120"/>
-        <w:jc w:val="both"/>
-      </w:pPr>
-      <w:r>
-        <w:rPr>
-          <w:rFonts w:ascii="Times New Roman" w:hAnsi="Times New Roman"/>
-          <w:sz w:val="24"/>
-          <w:u w:val="single"/>
-        </w:rPr>
-        <w:t>[Господи, в обуренні Твоїм не картай нас, ані в гніві Твоїм нас не карай, але поводься з нами за милістю Твоєю, Лікарю і Зцілителю душ наших. Приведи нас до бажаної пристані Твоєї, просвіти очі сердець наших на пізнання Твоєї правди і дай нам останок теперішнього дня мирний і безгрішний, і ввесь час життя нашого, заради молитов святої Богородиці і всіх святих.]</w:t>
+        <w:t>[Господи, в обуренні твоїм не картай нас, ані в гніві твоїм нас не карай, але поводься з нами за милістю твоєю, Лікарю і Зцілителю душ наших. Приведи нас до бажаної пристані твоєї, просвіти очі сердець наших на пізнання твоєї правди і дай нам останок теперішнього дня мирний і безгрішний, і ввесь час життя нашого, заради молитов святої Богородиці і всіх святих.]</w:t>
       </w:r>
     </w:p>
     <w:p>
@@ -4868,23 +4869,7 @@
           <w:sz w:val="24"/>
           <w:u w:val="single"/>
         </w:rPr>
-        <w:t>[</w:t>
-      </w:r>
-      <w:r>
-        <w:rPr>
-          <w:rFonts w:ascii="Times New Roman" w:hAnsi="Times New Roman"/>
-          <w:sz w:val="24"/>
-          <w:u w:val="single"/>
-        </w:rPr>
-        <w:t>Господи, Боже наш! Згадай нас грішних і недостойних слуг Твоїх, коли призиваємо святе ім'я Твоє, і не осороми нас, коли очікуємо милости Твоєї, але вислухай, Господи, усі наші спасенні прохання, і вчини нас достойними любити і боятися Тебе від усього серця нашого і творити в усьому волю Твою</w:t>
-      </w:r>
-      <w:r>
-        <w:rPr>
-          <w:rFonts w:ascii="Times New Roman" w:hAnsi="Times New Roman"/>
-          <w:sz w:val="24"/>
-          <w:u w:val="single"/>
-        </w:rPr>
-        <w:t>.]</w:t>
+        <w:t>[Господи, Боже наш! Згадай нас грішних і недостойних слуг Твоїх, коли призиваємо святе ім'я Твоє, і не осороми нас, коли очікуємо милости Твоєї, але вислухай, Господи, усі наші спасенні прохання, і вчини нас достойними любити і боятися Тебе від усього серця нашого і творити в усьому волю Твою.]</w:t>
       </w:r>
     </w:p>
     <w:p>
@@ -8183,7 +8168,7 @@
           <w:color w:val="FF0000"/>
           <w:sz w:val="24"/>
         </w:rPr>
-        <w:t>Під час рецитування псалмів, Священник читає потиху перед св. дверми оці молитви:</w:t>
+        <w:t>Під час рецитування псалмів, священник читає потиху перед св. дверми оці молитви:</w:t>
       </w:r>
     </w:p>
     <w:p>
@@ -8568,7 +8553,7 @@
           <w:color w:val="000000"/>
           <w:sz w:val="24"/>
         </w:rPr>
-        <w:t xml:space="preserve"> Боже, Боже наш! Ти сотворив розумні й духовні сили своєю волею. Тебе просимо й Тобі молимося: Прийми наші посильні величання з усіма Твоїми творіннями і збагати щедрими даруваннями Твоєї ласки. Бо перед Тобою згинається всяке коліно: на небі, на землі й під землею, і все, що живе, і все створіння оспівує неосяжну Твою славу, бо Ти Бог правдивий і вельми милостивий. Тебе бо хвалять усі небесні сили, і Тобі славу возсилаємо: Отцю, і Сину, і Святому Духові, нині і повсякчас, і на віки віків. Амінь.</w:t>
+        <w:t xml:space="preserve"> Боже, Боже наш! Ти сотворив розумні й духовні сили Своєю волею. Тебе просимо й Тобі молимося: Прийми наші посильні величання з усіма Твоїми творіннями і збагати щедрими даруваннями Твоєї ласки. Бо перед Тобою згинається всяке коліно: на небі, на землі й під землею, і все, що живе, і все створіння оспівує неосяжну Твою славу, бо Ти Бог правдивий і вельми милостивий. Тебе бо хвалять усі небесні сили, і Тобі славу возсилаємо: Отцю, і Сину, і Святому Духові, нині і повсякчас, і на віки віків. Амінь.</w:t>
       </w:r>
     </w:p>
     <w:p>
@@ -10817,7 +10802,31 @@
           <w:sz w:val="24"/>
           <w:u w:val="single"/>
         </w:rPr>
-        <w:t>[Від ночі лине дух наш до тебе, Боже, бо світлом є повеління твої на землі. Навчи нас у страсі твоєму виконувати правду й добро, бо тебе славимо як правдивого Бога нашого. Прихили вухо своє і вислухай нас, і пом'яни, Господи, тих, що є та що моляться з нами, всіх по імені, і спаси їх силою твоєю. Благослови людей твоїх і освяти спадкоємство твоє: мир світові твоєму даруй, церквам твоїм, Священникам, владі, і всім людям.]</w:t>
+        <w:t>[</w:t>
+      </w:r>
+      <w:r>
+        <w:rPr>
+          <w:rFonts w:ascii="Times New Roman" w:hAnsi="Times New Roman"/>
+          <w:sz w:val="24"/>
+          <w:u w:val="single"/>
+        </w:rPr>
+        <w:t xml:space="preserve">Від ночі лине дух наш до Тебе, Боже, бо світлом є повеління Твої на землі. Навчи нас у страсі Твоєму виконувати правду й добро, бо Тебе славимо як правдивого Бога нашого. Прихили вухо своє і вислухай нас, і пом'яни, Господи, тих, що є та що моляться з нами, всіх </w:t>
+      </w:r>
+      <w:r>
+        <w:rPr>
+          <w:rFonts w:ascii="Times New Roman" w:hAnsi="Times New Roman"/>
+          <w:sz w:val="24"/>
+          <w:u w:val="single"/>
+        </w:rPr>
+        <w:t>по імені, і спаси їх силою Твоєю. Благослови людей Твоїх і освяти спадкоємство Твоє: мир світові Твоєму даруй, церквам Твоїм, Священникам, владі, і всім людям</w:t>
+      </w:r>
+      <w:r>
+        <w:rPr>
+          <w:rFonts w:ascii="Times New Roman" w:hAnsi="Times New Roman"/>
+          <w:sz w:val="24"/>
+          <w:u w:val="single"/>
+        </w:rPr>
+        <w:t>.]</w:t>
       </w:r>
     </w:p>
     <w:p>
@@ -11587,7 +11596,7 @@
           <w:color w:val="FF0000"/>
           <w:sz w:val="24"/>
         </w:rPr>
-        <w:t>(3 р.)</w:t>
+        <w:t>(3 р.)</w:t>
       </w:r>
       <w:r>
         <w:rPr>
@@ -12965,7 +12974,7 @@
           <w:sz w:val="24"/>
           <w:u w:val="single"/>
         </w:rPr>
-        <w:t xml:space="preserve">[Господи, Боже наш, що сонну неміч забрав від нас і покликав нас візванням святим, щоб і вночі підносити руки наші і прославляти тебе за справедливі твої присуди. </w:t>
+        <w:t>[</w:t>
       </w:r>
       <w:r>
         <w:rPr>
@@ -12973,7 +12982,7 @@
           <w:sz w:val="24"/>
           <w:u w:val="single"/>
         </w:rPr>
-        <w:t>Прийми благання наші, моління, визнавання, нічні служби і даруй нам, Боже, віру бездоганну, надію впевнену, любов нелицемірну. Благослови наші входи й виходи, вчинки, слова, діла й думки; і дай нам дочекатися початку дня, нам, що хвалять й оспівують, і бла</w:t>
+        <w:t>Господи, Боже наш, що сонну неміч забрав від нас і покликав нас візванням святим, щоб і вночі підносити руки наші і прославляти Тебе за справедливі Твої присуди. Прийми благання наші, моління, визнавання, нічні служби і даруй нам, Боже, віру бездоганну, надію впевнену, любов нелицемірну. Благослови наші входи й виходи, вчинки, слова, діла й думки; і дай нам дочекатися початку дня, нам, що хвалять й оспівують, і благословлять добрість Твоєї несказанної сили</w:t>
       </w:r>
       <w:r>
         <w:rPr>
@@ -12981,7 +12990,7 @@
           <w:sz w:val="24"/>
           <w:u w:val="single"/>
         </w:rPr>
-        <w:t>гословлять добрість твоєї несказанної сили]</w:t>
+        <w:t>]</w:t>
       </w:r>
     </w:p>
     <w:p>
@@ -13761,7 +13770,7 @@
           <w:sz w:val="24"/>
           <w:u w:val="single"/>
         </w:rPr>
-        <w:t>[Дякуємо тобі, Господи, Боже спасіння нашого, бо ти все робиш для добра життя нашого, щоб ми завжди на тебе споглядали, Спасителю й Доброчинцю душ наших. Бо ти дав спокій на</w:t>
+        <w:t>[</w:t>
       </w:r>
       <w:r>
         <w:rPr>
@@ -13769,7 +13778,7 @@
           <w:sz w:val="24"/>
           <w:u w:val="single"/>
         </w:rPr>
-        <w:t>м у час минулої ночі й підвів нас, щоб ми поклонялися величному імені твоєму. Тому молимо тебе, Господи: Дай нам ласку й силу, щоб ми стали гідними співати тобі розумно й молитися безупинно та в страсі і тремтінні над нашим спасінням працювали, при заступн</w:t>
+        <w:t xml:space="preserve">Благодаримо Тебе, Господи, Боже спасіння нашого, бо Ти все робиш для добра життя нашого, щоб ми завжди на Тебе споглядали, Спасителю й Доброчинцю душ наших. Бо Ти дав спокій нам у час минулої ночі й підвів нас, щоб ми поклонялися величному імені Твоєму. Тому молимо Тебе, Господи: Дай нам ласку й силу, щоб ми стали гідними співати </w:t>
       </w:r>
       <w:r>
         <w:rPr>
@@ -13777,7 +13786,15 @@
           <w:sz w:val="24"/>
           <w:u w:val="single"/>
         </w:rPr>
-        <w:t>ицтві Христа твого. Пом'яни, Господи, і тих, що вночі до тебе кличуть. Вислухай їх і помилуй, і круши під ноги їх невидимих і войовничих ворогів.]</w:t>
+        <w:t>Тобі розумно й молитися безупинно та в страсі і тремтінні над нашим спасінням працювали, при заступництві Христа Твого. Пом'яни, Господи, і тих, що вночі до Тебе кличуть. Вислухай їх і помилуй, і круши під ноги їх невидимих і войовничих ворогів</w:t>
+      </w:r>
+      <w:r>
+        <w:rPr>
+          <w:rFonts w:ascii="Times New Roman" w:hAnsi="Times New Roman"/>
+          <w:sz w:val="24"/>
+          <w:u w:val="single"/>
+        </w:rPr>
+        <w:t>.]</w:t>
       </w:r>
     </w:p>
     <w:p>
@@ -14749,7 +14766,7 @@
           <w:sz w:val="24"/>
           <w:u w:val="single"/>
         </w:rPr>
-        <w:t>[Боже, Боже наш! Ти сотворив розумні й духовні сили своєю волею. Тебе просимо й тобі молимося: Прийми наші посильні величання з усіма твоїми творіннями і збагати щедрими даруваннями твоєї ласки. Бо перед т</w:t>
+        <w:t>[</w:t>
       </w:r>
       <w:r>
         <w:rPr>
@@ -14757,7 +14774,31 @@
           <w:sz w:val="24"/>
           <w:u w:val="single"/>
         </w:rPr>
-        <w:t>обою згинається всяке коліно: на небі, на землі й під землею, і все, що живе, і все створіння оспівує неосяжну твою славу, бо ти Бог правдивий і вельми милостивий.]</w:t>
+        <w:t xml:space="preserve">Боже, Боже наш! Ти сотворив розумні й духовні сили </w:t>
+      </w:r>
+      <w:r>
+        <w:rPr>
+          <w:rFonts w:ascii="Times New Roman" w:hAnsi="Times New Roman"/>
+          <w:sz w:val="24"/>
+          <w:u w:val="single"/>
+        </w:rPr>
+        <w:t>С</w:t>
+      </w:r>
+      <w:r>
+        <w:rPr>
+          <w:rFonts w:ascii="Times New Roman" w:hAnsi="Times New Roman"/>
+          <w:sz w:val="24"/>
+          <w:u w:val="single"/>
+        </w:rPr>
+        <w:t>воєю волею. Тебе просимо й Тобі молимося: Прийми наші посильні величання з усіма Твоїми творіннями і збагати щедрими даруваннями Твоєї ласки. Бо перед Тобою згинається всяке коліно: на небі, на землі й під землею, і все, що живе, і все створіння оспівує неосяжну Твою славу, бо Ти Бог правдивий і вельми милостивий</w:t>
+      </w:r>
+      <w:r>
+        <w:rPr>
+          <w:rFonts w:ascii="Times New Roman" w:hAnsi="Times New Roman"/>
+          <w:sz w:val="24"/>
+          <w:u w:val="single"/>
+        </w:rPr>
+        <w:t>.]</w:t>
       </w:r>
     </w:p>
     <w:p>
@@ -15512,7 +15553,7 @@
           <w:rFonts w:ascii="Times New Roman" w:hAnsi="Times New Roman"/>
           <w:sz w:val="24"/>
         </w:rPr>
-        <w:t xml:space="preserve"> Христе Спасе,* наведи нас на твою істину і визволь нас з сітей ворожих.* Воскреслий з мертвих, піднеси нас, що впали в гріх,* простягни руку твою, чоловіколюбний Господи,* молитвами святих твоїх.</w:t>
+        <w:t xml:space="preserve"> Христе Спасе,* наведи нас на твою істину і визволь нас з сітей ворожих.* Воскреслий з мертвих, піднеси нас, що впали в гріх,* простягни руку твою, людинолюбний Господи,* молитвами святих твоїх.</w:t>
       </w:r>
     </w:p>
     <w:p>
@@ -15606,7 +15647,7 @@
           <w:rFonts w:ascii="Times New Roman" w:hAnsi="Times New Roman"/>
           <w:sz w:val="24"/>
         </w:rPr>
-        <w:t>юдина, але воскрес як Бог.* Тому й співаємо: Слава тобі,* життєдавче Господи, єдиний Чоловіколюбче!</w:t>
+        <w:t>юдина, але воскрес як Бог.* Тому й співаємо: Слава тобі,* життєдавче Господи, єдиний Людинолюбче!</w:t>
       </w:r>
     </w:p>
     <w:p>
@@ -16292,7 +16333,7 @@
           <w:rFonts w:ascii="Times New Roman" w:hAnsi="Times New Roman"/>
           <w:sz w:val="24"/>
         </w:rPr>
-        <w:t>ій подав ти вселенній,* єдиний Чоловіколюбче.</w:t>
+        <w:t>ій подав ти вселенній,* єдиний Людинолюбче.</w:t>
       </w:r>
     </w:p>
     <w:p>
